--- a/labs/1 - ER Diagram/lab1/lab1.bd.docx
+++ b/labs/1 - ER Diagram/lab1/lab1.bd.docx
@@ -170,7 +170,7 @@
         </w:rPr>
         <w:t xml:space="preserve">з дисципліни</w:t>
         <w:br w:type="textWrapping"/>
-        <w:t xml:space="preserve">«Бази данних»</w:t>
+        <w:t xml:space="preserve">«Бази даних»</w:t>
       </w:r>
       <w:r>
         <w:rPr>
@@ -756,30 +756,11 @@
       </w:pPr>
       <w:r>
         <w:rPr>
-          <w:rFonts w:ascii="Calibri" w:cs="Calibri" w:eastAsia="Calibri" w:hAnsi="Calibri"/>
-          <w:b w:val="0"/>
-          <w:bCs w:val="0"/>
-          <w:i w:val="0"/>
-          <w:iCs w:val="0"/>
-          <w:smallCaps w:val="0"/>
-          <w:strike w:val="0"/>
-          <w:color w:val="000000"/>
-          <w:sz w:val="28"/>
-          <w:szCs w:val="28"/>
-          <w:u w:val="none"/>
-          <w:shd w:fill="auto" w:val="clear"/>
-          <w:vertAlign w:val="baseline"/>
-          <w:rtl w:val="0"/>
-        </w:rPr>
-        <w:t xml:space="preserve">Один лікар працює в одному відділені, а одне відділення може об</w:t>
-      </w:r>
-      <w:r>
-        <w:rPr>
-          <w:sz w:val="28"/>
-          <w:szCs w:val="28"/>
-          <w:rtl w:val="0"/>
-        </w:rPr>
-        <w:t xml:space="preserve">’єднувати одного або багатьох лікарів</w:t>
+          <w:sz w:val="28"/>
+          <w:szCs w:val="28"/>
+          <w:rtl w:val="0"/>
+        </w:rPr>
+        <w:t xml:space="preserve">Один лікар може працювати в одному або кількох відділеннях, а одне відділення може об'єднувати одного або багатьох лікарів </w:t>
       </w:r>
       <w:r>
         <w:rPr>
@@ -1017,21 +998,96 @@
         <w:rPr>
           <w:sz w:val="28"/>
           <w:szCs w:val="28"/>
-          <w:u w:val="none"/>
-        </w:rPr>
-      </w:pPr>
-      <w:r>
-        <w:rPr>
-          <w:sz w:val="28"/>
-          <w:szCs w:val="28"/>
-          <w:rtl w:val="0"/>
-        </w:rPr>
-        <w:t xml:space="preserve">Для кожного прийому створюється запис у медичній історії пацієнта, що накопичує діагнози лікування пацієнта протягом усього часу</w:t>
-      </w:r>
-      <w:r>
-        <w:rPr>
-          <w:rtl w:val="0"/>
-        </w:rPr>
+        </w:rPr>
+      </w:pPr>
+      <w:r>
+        <w:rPr>
+          <w:rFonts w:ascii="Arial" w:cs="Arial" w:eastAsia="Arial" w:hAnsi="Arial"/>
+          <w:sz w:val="24"/>
+          <w:szCs w:val="24"/>
+          <w:rtl w:val="0"/>
+        </w:rPr>
+        <w:t xml:space="preserve">Один лікар не може мати два активні прийоми, що перетинаються в часі.</w:t>
+      </w:r>
+    </w:p>
+    <w:p>
+      <w:pPr>
+        <w:keepNext w:val="0"/>
+        <w:keepLines w:val="0"/>
+        <w:pageBreakBefore w:val="0"/>
+        <w:widowControl w:val="0"/>
+        <w:numPr>
+          <w:ilvl w:val="0"/>
+          <w:numId w:val="1"/>
+        </w:numPr>
+        <w:pBdr>
+          <w:top w:space="0" w:sz="0" w:val="nil"/>
+          <w:left w:space="0" w:sz="0" w:val="nil"/>
+          <w:bottom w:space="0" w:sz="0" w:val="nil"/>
+          <w:right w:space="0" w:sz="0" w:val="nil"/>
+          <w:between w:space="0" w:sz="0" w:val="nil"/>
+        </w:pBdr>
+        <w:shd w:fill="auto" w:val="clear"/>
+        <w:spacing w:after="0" w:before="0" w:line="240" w:lineRule="auto"/>
+        <w:ind w:left="720" w:right="0" w:hanging="360"/>
+        <w:jc w:val="left"/>
+        <w:rPr>
+          <w:sz w:val="28"/>
+          <w:szCs w:val="28"/>
+        </w:rPr>
+      </w:pPr>
+      <w:r>
+        <w:rPr>
+          <w:rFonts w:ascii="Arial" w:cs="Arial" w:eastAsia="Arial" w:hAnsi="Arial"/>
+          <w:sz w:val="24"/>
+          <w:szCs w:val="24"/>
+          <w:rtl w:val="0"/>
+        </w:rPr>
+        <w:t xml:space="preserve"> Один пацієнт не може мати два активні прийоми, що перетинаються в часі. </w:t>
+      </w:r>
+    </w:p>
+    <w:p>
+      <w:pPr>
+        <w:keepNext w:val="0"/>
+        <w:keepLines w:val="0"/>
+        <w:pageBreakBefore w:val="0"/>
+        <w:widowControl w:val="0"/>
+        <w:numPr>
+          <w:ilvl w:val="0"/>
+          <w:numId w:val="1"/>
+        </w:numPr>
+        <w:pBdr>
+          <w:top w:space="0" w:sz="0" w:val="nil"/>
+          <w:left w:space="0" w:sz="0" w:val="nil"/>
+          <w:bottom w:space="0" w:sz="0" w:val="nil"/>
+          <w:right w:space="0" w:sz="0" w:val="nil"/>
+          <w:between w:space="0" w:sz="0" w:val="nil"/>
+        </w:pBdr>
+        <w:shd w:fill="auto" w:val="clear"/>
+        <w:spacing w:after="0" w:before="0" w:line="240" w:lineRule="auto"/>
+        <w:ind w:left="720" w:right="0" w:hanging="360"/>
+        <w:jc w:val="left"/>
+        <w:rPr>
+          <w:sz w:val="28"/>
+          <w:szCs w:val="28"/>
+        </w:rPr>
+      </w:pPr>
+      <w:r>
+        <w:rPr>
+          <w:rFonts w:ascii="Arial" w:cs="Arial" w:eastAsia="Arial" w:hAnsi="Arial"/>
+          <w:sz w:val="24"/>
+          <w:szCs w:val="24"/>
+          <w:rtl w:val="0"/>
+        </w:rPr>
+        <w:t xml:space="preserve">Час завершення має бути пізніше за час початку.</w:t>
+      </w:r>
+      <w:r>
+        <w:rPr>
+          <w:sz w:val="28"/>
+          <w:szCs w:val="28"/>
+          <w:rtl w:val="0"/>
+        </w:rPr>
+        <w:t xml:space="preserve"> </w:t>
       </w:r>
     </w:p>
     <w:p>
@@ -2327,6 +2383,37 @@
         <w:ind w:left="720" w:right="0" w:firstLine="0"/>
         <w:jc w:val="left"/>
         <w:rPr>
+          <w:sz w:val="28"/>
+          <w:szCs w:val="28"/>
+        </w:rPr>
+      </w:pPr>
+      <w:r>
+        <w:rPr>
+          <w:sz w:val="28"/>
+          <w:szCs w:val="28"/>
+          <w:rtl w:val="0"/>
+        </w:rPr>
+        <w:t xml:space="preserve">appointment end</w:t>
+      </w:r>
+    </w:p>
+    <w:p>
+      <w:pPr>
+        <w:keepNext w:val="0"/>
+        <w:keepLines w:val="0"/>
+        <w:pageBreakBefore w:val="0"/>
+        <w:widowControl w:val="0"/>
+        <w:pBdr>
+          <w:top w:space="0" w:sz="0" w:val="nil"/>
+          <w:left w:space="0" w:sz="0" w:val="nil"/>
+          <w:bottom w:space="0" w:sz="0" w:val="nil"/>
+          <w:right w:space="0" w:sz="0" w:val="nil"/>
+          <w:between w:space="0" w:sz="0" w:val="nil"/>
+        </w:pBdr>
+        <w:shd w:fill="auto" w:val="clear"/>
+        <w:spacing w:after="0" w:before="0" w:line="240" w:lineRule="auto"/>
+        <w:ind w:left="720" w:right="0" w:firstLine="0"/>
+        <w:jc w:val="left"/>
+        <w:rPr>
           <w:rFonts w:ascii="Calibri" w:cs="Calibri" w:eastAsia="Calibri" w:hAnsi="Calibri"/>
           <w:b w:val="0"/>
           <w:bCs w:val="0"/>
@@ -2442,7 +2529,7 @@
           <w:szCs w:val="28"/>
           <w:rtl w:val="0"/>
         </w:rPr>
-        <w:t xml:space="preserve">Медична Історія (Medical history)</w:t>
+        <w:t xml:space="preserve">Доктор Департамент(Doctor Departament)</w:t>
       </w:r>
     </w:p>
     <w:p>
@@ -2473,7 +2560,7 @@
           <w:szCs w:val="28"/>
           <w:rtl w:val="0"/>
         </w:rPr>
-        <w:t xml:space="preserve">patient id FK</w:t>
+        <w:t xml:space="preserve">Doctor id PK FK</w:t>
       </w:r>
     </w:p>
     <w:p>
@@ -2504,100 +2591,7 @@
           <w:szCs w:val="28"/>
           <w:rtl w:val="0"/>
         </w:rPr>
-        <w:t xml:space="preserve">medhistory id PK</w:t>
-      </w:r>
-    </w:p>
-    <w:p>
-      <w:pPr>
-        <w:keepNext w:val="0"/>
-        <w:keepLines w:val="0"/>
-        <w:pageBreakBefore w:val="0"/>
-        <w:widowControl w:val="0"/>
-        <w:pBdr>
-          <w:top w:space="0" w:sz="0" w:val="nil"/>
-          <w:left w:space="0" w:sz="0" w:val="nil"/>
-          <w:bottom w:space="0" w:sz="0" w:val="nil"/>
-          <w:right w:space="0" w:sz="0" w:val="nil"/>
-          <w:between w:space="0" w:sz="0" w:val="nil"/>
-        </w:pBdr>
-        <w:shd w:fill="auto" w:val="clear"/>
-        <w:spacing w:after="0" w:before="0" w:line="240" w:lineRule="auto"/>
-        <w:ind w:left="720" w:right="0" w:firstLine="0"/>
-        <w:jc w:val="left"/>
-        <w:rPr>
-          <w:sz w:val="28"/>
-          <w:szCs w:val="28"/>
-        </w:rPr>
-      </w:pPr>
-      <w:r>
-        <w:rPr>
-          <w:sz w:val="28"/>
-          <w:szCs w:val="28"/>
-          <w:rtl w:val="0"/>
-        </w:rPr>
-        <w:t xml:space="preserve">appointment id FK</w:t>
-      </w:r>
-    </w:p>
-    <w:p>
-      <w:pPr>
-        <w:keepNext w:val="0"/>
-        <w:keepLines w:val="0"/>
-        <w:pageBreakBefore w:val="0"/>
-        <w:widowControl w:val="0"/>
-        <w:pBdr>
-          <w:top w:space="0" w:sz="0" w:val="nil"/>
-          <w:left w:space="0" w:sz="0" w:val="nil"/>
-          <w:bottom w:space="0" w:sz="0" w:val="nil"/>
-          <w:right w:space="0" w:sz="0" w:val="nil"/>
-          <w:between w:space="0" w:sz="0" w:val="nil"/>
-        </w:pBdr>
-        <w:shd w:fill="auto" w:val="clear"/>
-        <w:spacing w:after="0" w:before="0" w:line="240" w:lineRule="auto"/>
-        <w:ind w:left="720" w:right="0" w:firstLine="0"/>
-        <w:jc w:val="left"/>
-        <w:rPr>
-          <w:sz w:val="28"/>
-          <w:szCs w:val="28"/>
-        </w:rPr>
-      </w:pPr>
-      <w:r>
-        <w:rPr>
-          <w:sz w:val="28"/>
-          <w:szCs w:val="28"/>
-          <w:rtl w:val="0"/>
-        </w:rPr>
-        <w:t xml:space="preserve">treatment notes</w:t>
-      </w:r>
-    </w:p>
-    <w:p>
-      <w:pPr>
-        <w:keepNext w:val="0"/>
-        <w:keepLines w:val="0"/>
-        <w:pageBreakBefore w:val="0"/>
-        <w:widowControl w:val="0"/>
-        <w:pBdr>
-          <w:top w:space="0" w:sz="0" w:val="nil"/>
-          <w:left w:space="0" w:sz="0" w:val="nil"/>
-          <w:bottom w:space="0" w:sz="0" w:val="nil"/>
-          <w:right w:space="0" w:sz="0" w:val="nil"/>
-          <w:between w:space="0" w:sz="0" w:val="nil"/>
-        </w:pBdr>
-        <w:shd w:fill="auto" w:val="clear"/>
-        <w:spacing w:after="0" w:before="0" w:line="240" w:lineRule="auto"/>
-        <w:ind w:left="720" w:right="0" w:firstLine="0"/>
-        <w:jc w:val="left"/>
-        <w:rPr>
-          <w:sz w:val="28"/>
-          <w:szCs w:val="28"/>
-        </w:rPr>
-      </w:pPr>
-      <w:r>
-        <w:rPr>
-          <w:sz w:val="28"/>
-          <w:szCs w:val="28"/>
-          <w:rtl w:val="0"/>
-        </w:rPr>
-        <w:t xml:space="preserve">diagnosis</w:t>
+        <w:t xml:space="preserve">Departament id PK FK</w:t>
       </w:r>
     </w:p>
     <w:p>
@@ -2983,15 +2977,22 @@
       </w:pPr>
       <w:r>
         <w:rPr>
-          <w:b w:val="1"/>
-          <w:bCs w:val="1"/>
-          <w:sz w:val="28"/>
-          <w:szCs w:val="28"/>
-        </w:rPr>
+          <w:rtl w:val="0"/>
+        </w:rPr>
+      </w:r>
+      <w:r>
         <w:drawing>
-          <wp:inline distB="114300" distT="114300" distL="114300" distR="114300">
-            <wp:extent cx="6120455" cy="3327400"/>
+          <wp:anchor allowOverlap="1" behindDoc="0" distB="114300" distT="114300" distL="114300" distR="114300" hidden="0" layoutInCell="1" locked="0" relativeHeight="0" simplePos="0">
+            <wp:simplePos x="0" y="0"/>
+            <wp:positionH relativeFrom="column">
+              <wp:posOffset>-752474</wp:posOffset>
+            </wp:positionH>
+            <wp:positionV relativeFrom="paragraph">
+              <wp:posOffset>190500</wp:posOffset>
+            </wp:positionV>
+            <wp:extent cx="7273494" cy="3857327"/>
             <wp:effectExtent b="0" l="0" r="0" t="0"/>
+            <wp:wrapSquare wrapText="bothSides" distB="114300" distT="114300" distL="114300" distR="114300"/>
             <wp:docPr id="2" name="image1.png"/>
             <a:graphic>
               <a:graphicData uri="http://schemas.openxmlformats.org/drawingml/2006/picture">
@@ -3010,7 +3011,7 @@
                   <pic:spPr>
                     <a:xfrm>
                       <a:off x="0" y="0"/>
-                      <a:ext cx="6120455" cy="3327400"/>
+                      <a:ext cx="7273494" cy="3857327"/>
                     </a:xfrm>
                     <a:prstGeom prst="rect"/>
                     <a:ln/>
@@ -3018,32 +3019,27 @@
                 </pic:pic>
               </a:graphicData>
             </a:graphic>
-          </wp:inline>
+          </wp:anchor>
         </w:drawing>
       </w:r>
-      <w:r>
-        <w:rPr>
-          <w:rtl w:val="0"/>
-        </w:rPr>
-      </w:r>
-    </w:p>
-    <w:p>
-      <w:pPr>
-        <w:keepNext w:val="0"/>
-        <w:keepLines w:val="0"/>
-        <w:pageBreakBefore w:val="0"/>
-        <w:widowControl w:val="0"/>
-        <w:pBdr>
-          <w:top w:space="0" w:sz="0" w:val="nil"/>
-          <w:left w:space="0" w:sz="0" w:val="nil"/>
-          <w:bottom w:space="0" w:sz="0" w:val="nil"/>
-          <w:right w:space="0" w:sz="0" w:val="nil"/>
-          <w:between w:space="0" w:sz="0" w:val="nil"/>
-        </w:pBdr>
-        <w:shd w:fill="auto" w:val="clear"/>
-        <w:spacing w:after="0" w:before="0" w:line="240" w:lineRule="auto"/>
-        <w:ind w:left="720" w:right="0" w:firstLine="0"/>
-        <w:jc w:val="left"/>
+    </w:p>
+    <w:p>
+      <w:pPr>
+        <w:keepNext w:val="0"/>
+        <w:keepLines w:val="0"/>
+        <w:pageBreakBefore w:val="0"/>
+        <w:widowControl w:val="0"/>
+        <w:pBdr>
+          <w:top w:space="0" w:sz="0" w:val="nil"/>
+          <w:left w:space="0" w:sz="0" w:val="nil"/>
+          <w:bottom w:space="0" w:sz="0" w:val="nil"/>
+          <w:right w:space="0" w:sz="0" w:val="nil"/>
+          <w:between w:space="0" w:sz="0" w:val="nil"/>
+        </w:pBdr>
+        <w:shd w:fill="auto" w:val="clear"/>
+        <w:spacing w:after="0" w:before="0" w:line="240" w:lineRule="auto"/>
+        <w:ind w:right="0"/>
+        <w:jc w:val="center"/>
         <w:rPr>
           <w:rFonts w:ascii="Calibri" w:cs="Calibri" w:eastAsia="Calibri" w:hAnsi="Calibri"/>
           <w:b w:val="1"/>
